--- a/flow/20230905_templates/12-Літургія-НЮ.docx
+++ b/flow/20230905_templates/12-Літургія-НЮ.docx
@@ -332,6 +332,61 @@
       </w:r>
     </w:p>
     <w:p>
+      <w:pPr>
+        <w:pStyle w:val="a"/>
+      </w:pPr>
+      <w:r>
+        <w:rPr>
+          <w:rFonts w:ascii="Times New Roman" w:hAnsi="Times New Roman"/>
+          <w:color w:val="333333"/>
+          <w:sz w:val="24"/>
+        </w:rPr>
+        <w:t>Слава Отцю, і Сину, Святому Духові, і нині, і повсякчас, і на віки віків. Амінь.</w:t>
+      </w:r>
+    </w:p>
+    <w:p>
+      <w:pPr>
+        <w:pStyle w:val="a"/>
+      </w:pPr>
+      <w:r>
+        <w:rPr>
+          <w:rFonts w:ascii="Times New Roman" w:hAnsi="Times New Roman"/>
+          <w:color w:val="333333"/>
+          <w:sz w:val="24"/>
+        </w:rPr>
+        <w:t>Єдинородний Сину і Слове Божий, безсмертний Ти і зволив Ти спасення нашого ради воплотитися від святої Богородиці і приснодіви Марії, незмінно ставши чоловіком. І розп’ятий був Ти, Христе Боже, смертю смерть подолав. Ти один з Святої Тройці, рівнославимий з Отцем і Святим Духом, спаси нас.</w:t>
+      </w:r>
+    </w:p>
+    <w:p>
+      <w:pPr>
+        <w:pStyle w:val="a"/>
+      </w:pPr>
+      <w:r>
+        <w:rPr>
+          <w:rFonts w:ascii="Times New Roman" w:hAnsi="Times New Roman"/>
+          <w:sz w:val="24"/>
+          <w:highlight w:val="darkGray"/>
+        </w:rPr>
+        <w:t>&lt;</w:t>
+      </w:r>
+      <w:r>
+        <w:rPr>
+          <w:rFonts w:ascii="Times New Roman" w:hAnsi="Times New Roman"/>
+          <w:sz w:val="24"/>
+          <w:highlight w:val="darkGray"/>
+        </w:rPr>
+        <w:t>hr /</w:t>
+      </w:r>
+      <w:r>
+        <w:rPr>
+          <w:rFonts w:ascii="Times New Roman" w:hAnsi="Times New Roman"/>
+          <w:sz w:val="24"/>
+          <w:highlight w:val="darkGray"/>
+        </w:rPr>
+        <w:t>&gt;</w:t>
+      </w:r>
+    </w:p>
+    <w:p>
       <w:r>
         <w:rPr>
           <w:rFonts w:ascii="Consolas" w:hAnsi="Consolas"/>
@@ -1220,6 +1275,61 @@
       </w:r>
     </w:p>
     <w:p>
+      <w:pPr>
+        <w:pStyle w:val="a"/>
+      </w:pPr>
+      <w:r>
+        <w:rPr>
+          <w:rFonts w:ascii="Times New Roman" w:hAnsi="Times New Roman"/>
+          <w:color w:val="333333"/>
+          <w:sz w:val="24"/>
+        </w:rPr>
+        <w:t>Слава Отцю, і Сину, Святому Духові, і нині, і повсякчас, і на віки віків. Амінь.</w:t>
+      </w:r>
+    </w:p>
+    <w:p>
+      <w:pPr>
+        <w:pStyle w:val="a"/>
+      </w:pPr>
+      <w:r>
+        <w:rPr>
+          <w:rFonts w:ascii="Times New Roman" w:hAnsi="Times New Roman"/>
+          <w:color w:val="333333"/>
+          <w:sz w:val="24"/>
+        </w:rPr>
+        <w:t>Єдинородний Сину і Слове Божий, безсмертний Ти і зволив Ти спасення нашого ради воплотитися від святої Богородиці і приснодіви Марії, незмінно ставши чоловіком. І розп’ятий був Ти, Христе Боже, смертю смерть подолав. Ти один з Святої Тройці, рівнославимий з Отцем і Святим Духом, спаси нас.</w:t>
+      </w:r>
+    </w:p>
+    <w:p>
+      <w:pPr>
+        <w:pStyle w:val="a"/>
+      </w:pPr>
+      <w:r>
+        <w:rPr>
+          <w:rFonts w:ascii="Times New Roman" w:hAnsi="Times New Roman"/>
+          <w:sz w:val="24"/>
+          <w:highlight w:val="darkGray"/>
+        </w:rPr>
+        <w:t>&lt;</w:t>
+      </w:r>
+      <w:r>
+        <w:rPr>
+          <w:rFonts w:ascii="Times New Roman" w:hAnsi="Times New Roman"/>
+          <w:sz w:val="24"/>
+          <w:highlight w:val="darkGray"/>
+        </w:rPr>
+        <w:t>hr /</w:t>
+      </w:r>
+      <w:r>
+        <w:rPr>
+          <w:rFonts w:ascii="Times New Roman" w:hAnsi="Times New Roman"/>
+          <w:sz w:val="24"/>
+          <w:highlight w:val="darkGray"/>
+        </w:rPr>
+        <w:t>&gt;</w:t>
+      </w:r>
+    </w:p>
+    <w:p>
       <w:r>
         <w:rPr>
           <w:rFonts w:ascii="Consolas" w:hAnsi="Consolas"/>
@@ -2261,6 +2371,61 @@
       </w:r>
     </w:p>
     <w:p>
+      <w:pPr>
+        <w:pStyle w:val="a"/>
+      </w:pPr>
+      <w:r>
+        <w:rPr>
+          <w:rFonts w:ascii="Times New Roman" w:hAnsi="Times New Roman"/>
+          <w:color w:val="333333"/>
+          <w:sz w:val="24"/>
+        </w:rPr>
+        <w:t>Слава Отцю, і Сину, Святому Духові, і нині, і повсякчас, і на віки віків. Амінь.</w:t>
+      </w:r>
+    </w:p>
+    <w:p>
+      <w:pPr>
+        <w:pStyle w:val="a"/>
+      </w:pPr>
+      <w:r>
+        <w:rPr>
+          <w:rFonts w:ascii="Times New Roman" w:hAnsi="Times New Roman"/>
+          <w:color w:val="333333"/>
+          <w:sz w:val="24"/>
+        </w:rPr>
+        <w:t>Єдинородний Сину і Слове Божий, безсмертний Ти і зволив Ти спасення нашого ради воплотитися від святої Богородиці і приснодіви Марії, незмінно ставши чоловіком. І розп’ятий був Ти, Христе Боже, смертю смерть подолав. Ти один з Святої Тройці, рівнославимий з Отцем і Святим Духом, спаси нас.</w:t>
+      </w:r>
+    </w:p>
+    <w:p>
+      <w:pPr>
+        <w:pStyle w:val="a"/>
+      </w:pPr>
+      <w:r>
+        <w:rPr>
+          <w:rFonts w:ascii="Times New Roman" w:hAnsi="Times New Roman"/>
+          <w:sz w:val="24"/>
+          <w:highlight w:val="darkGray"/>
+        </w:rPr>
+        <w:t>&lt;</w:t>
+      </w:r>
+      <w:r>
+        <w:rPr>
+          <w:rFonts w:ascii="Times New Roman" w:hAnsi="Times New Roman"/>
+          <w:sz w:val="24"/>
+          <w:highlight w:val="darkGray"/>
+        </w:rPr>
+        <w:t>hr /</w:t>
+      </w:r>
+      <w:r>
+        <w:rPr>
+          <w:rFonts w:ascii="Times New Roman" w:hAnsi="Times New Roman"/>
+          <w:sz w:val="24"/>
+          <w:highlight w:val="darkGray"/>
+        </w:rPr>
+        <w:t>&gt;</w:t>
+      </w:r>
+    </w:p>
+    <w:p>
       <w:r>
         <w:rPr>
           <w:rFonts w:ascii="Consolas" w:hAnsi="Consolas"/>
@@ -3193,6 +3358,61 @@
       </w:r>
     </w:p>
     <w:p>
+      <w:pPr>
+        <w:pStyle w:val="a"/>
+      </w:pPr>
+      <w:r>
+        <w:rPr>
+          <w:rFonts w:ascii="Times New Roman" w:hAnsi="Times New Roman"/>
+          <w:color w:val="333333"/>
+          <w:sz w:val="24"/>
+        </w:rPr>
+        <w:t>Слава Отцю, і Сину, Святому Духові, і нині, і повсякчас, і на віки віків. Амінь.</w:t>
+      </w:r>
+    </w:p>
+    <w:p>
+      <w:pPr>
+        <w:pStyle w:val="a"/>
+      </w:pPr>
+      <w:r>
+        <w:rPr>
+          <w:rFonts w:ascii="Times New Roman" w:hAnsi="Times New Roman"/>
+          <w:color w:val="333333"/>
+          <w:sz w:val="24"/>
+        </w:rPr>
+        <w:t>Єдинородний Сину і Слове Божий, безсмертний Ти і зволив Ти спасення нашого ради воплотитися від святої Богородиці і приснодіви Марії, незмінно ставши чоловіком. І розп’ятий був Ти, Христе Боже, смертю смерть подолав. Ти один з Святої Тройці, рівнославимий з Отцем і Святим Духом, спаси нас.</w:t>
+      </w:r>
+    </w:p>
+    <w:p>
+      <w:pPr>
+        <w:pStyle w:val="a"/>
+      </w:pPr>
+      <w:r>
+        <w:rPr>
+          <w:rFonts w:ascii="Times New Roman" w:hAnsi="Times New Roman"/>
+          <w:sz w:val="24"/>
+          <w:highlight w:val="darkGray"/>
+        </w:rPr>
+        <w:t>&lt;</w:t>
+      </w:r>
+      <w:r>
+        <w:rPr>
+          <w:rFonts w:ascii="Times New Roman" w:hAnsi="Times New Roman"/>
+          <w:sz w:val="24"/>
+          <w:highlight w:val="darkGray"/>
+        </w:rPr>
+        <w:t>hr /</w:t>
+      </w:r>
+      <w:r>
+        <w:rPr>
+          <w:rFonts w:ascii="Times New Roman" w:hAnsi="Times New Roman"/>
+          <w:sz w:val="24"/>
+          <w:highlight w:val="darkGray"/>
+        </w:rPr>
+        <w:t>&gt;</w:t>
+      </w:r>
+    </w:p>
+    <w:p>
       <w:r>
         <w:rPr>
           <w:rFonts w:ascii="Consolas" w:hAnsi="Consolas"/>
@@ -4119,6 +4339,61 @@
       </w:r>
     </w:p>
     <w:p>
+      <w:pPr>
+        <w:pStyle w:val="a"/>
+      </w:pPr>
+      <w:r>
+        <w:rPr>
+          <w:rFonts w:ascii="Times New Roman" w:hAnsi="Times New Roman"/>
+          <w:color w:val="333333"/>
+          <w:sz w:val="24"/>
+        </w:rPr>
+        <w:t>Слава Отцю, і Сину, Святому Духові, і нині, і повсякчас, і на віки віків. Амінь.</w:t>
+      </w:r>
+    </w:p>
+    <w:p>
+      <w:pPr>
+        <w:pStyle w:val="a"/>
+      </w:pPr>
+      <w:r>
+        <w:rPr>
+          <w:rFonts w:ascii="Times New Roman" w:hAnsi="Times New Roman"/>
+          <w:color w:val="333333"/>
+          <w:sz w:val="24"/>
+        </w:rPr>
+        <w:t>Єдинородний Сину і Слове Божий, безсмертний Ти і зволив Ти спасення нашого ради воплотитися від святої Богородиці і приснодіви Марії, незмінно ставши чоловіком. І розп’ятий був Ти, Христе Боже, смертю смерть подолав. Ти один з Святої Тройці, рівнославимий з Отцем і Святим Духом, спаси нас.</w:t>
+      </w:r>
+    </w:p>
+    <w:p>
+      <w:pPr>
+        <w:pStyle w:val="a"/>
+      </w:pPr>
+      <w:r>
+        <w:rPr>
+          <w:rFonts w:ascii="Times New Roman" w:hAnsi="Times New Roman"/>
+          <w:sz w:val="24"/>
+          <w:highlight w:val="darkGray"/>
+        </w:rPr>
+        <w:t>&lt;</w:t>
+      </w:r>
+      <w:r>
+        <w:rPr>
+          <w:rFonts w:ascii="Times New Roman" w:hAnsi="Times New Roman"/>
+          <w:sz w:val="24"/>
+          <w:highlight w:val="darkGray"/>
+        </w:rPr>
+        <w:t>hr /</w:t>
+      </w:r>
+      <w:r>
+        <w:rPr>
+          <w:rFonts w:ascii="Times New Roman" w:hAnsi="Times New Roman"/>
+          <w:sz w:val="24"/>
+          <w:highlight w:val="darkGray"/>
+        </w:rPr>
+        <w:t>&gt;</w:t>
+      </w:r>
+    </w:p>
+    <w:p>
       <w:r>
         <w:rPr>
           <w:rFonts w:ascii="Times New Roman" w:hAnsi="Times New Roman"/>
@@ -5231,6 +5506,61 @@
       </w:r>
     </w:p>
     <w:p>
+      <w:pPr>
+        <w:pStyle w:val="a"/>
+      </w:pPr>
+      <w:r>
+        <w:rPr>
+          <w:rFonts w:ascii="Times New Roman" w:hAnsi="Times New Roman"/>
+          <w:color w:val="333333"/>
+          <w:sz w:val="24"/>
+        </w:rPr>
+        <w:t>Слава Отцю, і Сину, Святому Духові, і нині, і повсякчас, і на віки віків. Амінь.</w:t>
+      </w:r>
+    </w:p>
+    <w:p>
+      <w:pPr>
+        <w:pStyle w:val="a"/>
+      </w:pPr>
+      <w:r>
+        <w:rPr>
+          <w:rFonts w:ascii="Times New Roman" w:hAnsi="Times New Roman"/>
+          <w:color w:val="333333"/>
+          <w:sz w:val="24"/>
+        </w:rPr>
+        <w:t>Єдинородний Сину і Слове Божий, безсмертний Ти і зволив Ти спасення нашого ради воплотитися від святої Богородиці і приснодіви Марії, незмінно ставши чоловіком. І розп’ятий був Ти, Христе Боже, смертю смерть подолав. Ти один з Святої Тройці, рівнославимий з Отцем і Святим Духом, спаси нас.</w:t>
+      </w:r>
+    </w:p>
+    <w:p>
+      <w:pPr>
+        <w:pStyle w:val="a"/>
+      </w:pPr>
+      <w:r>
+        <w:rPr>
+          <w:rFonts w:ascii="Times New Roman" w:hAnsi="Times New Roman"/>
+          <w:sz w:val="24"/>
+          <w:highlight w:val="darkGray"/>
+        </w:rPr>
+        <w:t>&lt;</w:t>
+      </w:r>
+      <w:r>
+        <w:rPr>
+          <w:rFonts w:ascii="Times New Roman" w:hAnsi="Times New Roman"/>
+          <w:sz w:val="24"/>
+          <w:highlight w:val="darkGray"/>
+        </w:rPr>
+        <w:t>hr /</w:t>
+      </w:r>
+      <w:r>
+        <w:rPr>
+          <w:rFonts w:ascii="Times New Roman" w:hAnsi="Times New Roman"/>
+          <w:sz w:val="24"/>
+          <w:highlight w:val="darkGray"/>
+        </w:rPr>
+        <w:t>&gt;</w:t>
+      </w:r>
+    </w:p>
+    <w:p>
       <w:r>
         <w:rPr>
           <w:rFonts w:ascii="Times New Roman" w:hAnsi="Times New Roman"/>
@@ -6151,6 +6481,61 @@
       </w:r>
     </w:p>
     <w:p>
+      <w:pPr>
+        <w:pStyle w:val="a"/>
+      </w:pPr>
+      <w:r>
+        <w:rPr>
+          <w:rFonts w:ascii="Times New Roman" w:hAnsi="Times New Roman"/>
+          <w:color w:val="333333"/>
+          <w:sz w:val="24"/>
+        </w:rPr>
+        <w:t>Слава Отцю, і Сину, Святому Духові, і нині, і повсякчас, і на віки віків. Амінь.</w:t>
+      </w:r>
+    </w:p>
+    <w:p>
+      <w:pPr>
+        <w:pStyle w:val="a"/>
+      </w:pPr>
+      <w:r>
+        <w:rPr>
+          <w:rFonts w:ascii="Times New Roman" w:hAnsi="Times New Roman"/>
+          <w:color w:val="333333"/>
+          <w:sz w:val="24"/>
+        </w:rPr>
+        <w:t>Єдинородний Сину і Слове Божий, безсмертний Ти і зволив Ти спасення нашого ради воплотитися від святої Богородиці і приснодіви Марії, незмінно ставши чоловіком. І розп’ятий був Ти, Христе Боже, смертю смерть подолав. Ти один з Святої Тройці, рівнославимий з Отцем і Святим Духом, спаси нас.</w:t>
+      </w:r>
+    </w:p>
+    <w:p>
+      <w:pPr>
+        <w:pStyle w:val="a"/>
+      </w:pPr>
+      <w:r>
+        <w:rPr>
+          <w:rFonts w:ascii="Times New Roman" w:hAnsi="Times New Roman"/>
+          <w:sz w:val="24"/>
+          <w:highlight w:val="darkGray"/>
+        </w:rPr>
+        <w:t>&lt;</w:t>
+      </w:r>
+      <w:r>
+        <w:rPr>
+          <w:rFonts w:ascii="Times New Roman" w:hAnsi="Times New Roman"/>
+          <w:sz w:val="24"/>
+          <w:highlight w:val="darkGray"/>
+        </w:rPr>
+        <w:t>hr /</w:t>
+      </w:r>
+      <w:r>
+        <w:rPr>
+          <w:rFonts w:ascii="Times New Roman" w:hAnsi="Times New Roman"/>
+          <w:sz w:val="24"/>
+          <w:highlight w:val="darkGray"/>
+        </w:rPr>
+        <w:t>&gt;</w:t>
+      </w:r>
+    </w:p>
+    <w:p>
       <w:r>
         <w:rPr>
           <w:rFonts w:ascii="Consolas" w:hAnsi="Consolas"/>
@@ -7138,6 +7523,61 @@
       </w:r>
     </w:p>
     <w:p>
+      <w:pPr>
+        <w:pStyle w:val="a"/>
+      </w:pPr>
+      <w:r>
+        <w:rPr>
+          <w:rFonts w:ascii="Times New Roman" w:hAnsi="Times New Roman"/>
+          <w:color w:val="333333"/>
+          <w:sz w:val="24"/>
+        </w:rPr>
+        <w:t>Слава Отцю, і Сину, Святому Духові, і нині, і повсякчас, і на віки віків. Амінь.</w:t>
+      </w:r>
+    </w:p>
+    <w:p>
+      <w:pPr>
+        <w:pStyle w:val="a"/>
+      </w:pPr>
+      <w:r>
+        <w:rPr>
+          <w:rFonts w:ascii="Times New Roman" w:hAnsi="Times New Roman"/>
+          <w:color w:val="333333"/>
+          <w:sz w:val="24"/>
+        </w:rPr>
+        <w:t>Єдинородний Сину і Слове Божий, безсмертний Ти і зволив Ти спасення нашого ради воплотитися від святої Богородиці і приснодіви Марії, незмінно ставши чоловіком. І розп’ятий був Ти, Христе Боже, смертю смерть подолав. Ти один з Святої Тройці, рівнославимий з Отцем і Святим Духом, спаси нас.</w:t>
+      </w:r>
+    </w:p>
+    <w:p>
+      <w:pPr>
+        <w:pStyle w:val="a"/>
+      </w:pPr>
+      <w:r>
+        <w:rPr>
+          <w:rFonts w:ascii="Times New Roman" w:hAnsi="Times New Roman"/>
+          <w:sz w:val="24"/>
+          <w:highlight w:val="darkGray"/>
+        </w:rPr>
+        <w:t>&lt;</w:t>
+      </w:r>
+      <w:r>
+        <w:rPr>
+          <w:rFonts w:ascii="Times New Roman" w:hAnsi="Times New Roman"/>
+          <w:sz w:val="24"/>
+          <w:highlight w:val="darkGray"/>
+        </w:rPr>
+        <w:t>hr /</w:t>
+      </w:r>
+      <w:r>
+        <w:rPr>
+          <w:rFonts w:ascii="Times New Roman" w:hAnsi="Times New Roman"/>
+          <w:sz w:val="24"/>
+          <w:highlight w:val="darkGray"/>
+        </w:rPr>
+        <w:t>&gt;</w:t>
+      </w:r>
+    </w:p>
+    <w:p>
       <w:r>
         <w:rPr>
           <w:rFonts w:ascii="Consolas" w:hAnsi="Consolas"/>
@@ -8012,6 +8452,61 @@
       </w:r>
     </w:p>
     <w:p>
+      <w:pPr>
+        <w:pStyle w:val="a"/>
+      </w:pPr>
+      <w:r>
+        <w:rPr>
+          <w:rFonts w:ascii="Times New Roman" w:hAnsi="Times New Roman"/>
+          <w:color w:val="333333"/>
+          <w:sz w:val="24"/>
+        </w:rPr>
+        <w:t>Слава Отцю, і Сину, Святому Духові, і нині, і повсякчас, і на віки віків. Амінь.</w:t>
+      </w:r>
+    </w:p>
+    <w:p>
+      <w:pPr>
+        <w:pStyle w:val="a"/>
+      </w:pPr>
+      <w:r>
+        <w:rPr>
+          <w:rFonts w:ascii="Times New Roman" w:hAnsi="Times New Roman"/>
+          <w:color w:val="333333"/>
+          <w:sz w:val="24"/>
+        </w:rPr>
+        <w:t>Єдинородний Сину і Слове Божий, безсмертний Ти і зволив Ти спасення нашого ради воплотитися від святої Богородиці і приснодіви Марії, незмінно ставши чоловіком. І розп’ятий був Ти, Христе Боже, смертю смерть подолав. Ти один з Святої Тройці, рівнославимий з Отцем і Святим Духом, спаси нас.</w:t>
+      </w:r>
+    </w:p>
+    <w:p>
+      <w:pPr>
+        <w:pStyle w:val="a"/>
+      </w:pPr>
+      <w:r>
+        <w:rPr>
+          <w:rFonts w:ascii="Times New Roman" w:hAnsi="Times New Roman"/>
+          <w:sz w:val="24"/>
+          <w:highlight w:val="darkGray"/>
+        </w:rPr>
+        <w:t>&lt;</w:t>
+      </w:r>
+      <w:r>
+        <w:rPr>
+          <w:rFonts w:ascii="Times New Roman" w:hAnsi="Times New Roman"/>
+          <w:sz w:val="24"/>
+          <w:highlight w:val="darkGray"/>
+        </w:rPr>
+        <w:t>hr /</w:t>
+      </w:r>
+      <w:r>
+        <w:rPr>
+          <w:rFonts w:ascii="Times New Roman" w:hAnsi="Times New Roman"/>
+          <w:sz w:val="24"/>
+          <w:highlight w:val="darkGray"/>
+        </w:rPr>
+        <w:t>&gt;</w:t>
+      </w:r>
+    </w:p>
+    <w:p>
       <w:r>
         <w:rPr>
           <w:rFonts w:ascii="Times New Roman" w:hAnsi="Times New Roman"/>
@@ -8989,6 +9484,61 @@
       </w:r>
     </w:p>
     <w:p>
+      <w:pPr>
+        <w:pStyle w:val="a"/>
+      </w:pPr>
+      <w:r>
+        <w:rPr>
+          <w:rFonts w:ascii="Times New Roman" w:hAnsi="Times New Roman"/>
+          <w:color w:val="333333"/>
+          <w:sz w:val="24"/>
+        </w:rPr>
+        <w:t>Слава Отцю, і Сину, Святому Духові, і нині, і повсякчас, і на віки віків. Амінь.</w:t>
+      </w:r>
+    </w:p>
+    <w:p>
+      <w:pPr>
+        <w:pStyle w:val="a"/>
+      </w:pPr>
+      <w:r>
+        <w:rPr>
+          <w:rFonts w:ascii="Times New Roman" w:hAnsi="Times New Roman"/>
+          <w:color w:val="333333"/>
+          <w:sz w:val="24"/>
+        </w:rPr>
+        <w:t>Єдинородний Сину і Слове Божий, безсмертний Ти і зволив Ти спасення нашого ради воплотитися від святої Богородиці і приснодіви Марії, незмінно ставши чоловіком. І розп’ятий був Ти, Христе Боже, смертю смерть подолав. Ти один з Святої Тройці, рівнославимий з Отцем і Святим Духом, спаси нас.</w:t>
+      </w:r>
+    </w:p>
+    <w:p>
+      <w:pPr>
+        <w:pStyle w:val="a"/>
+      </w:pPr>
+      <w:r>
+        <w:rPr>
+          <w:rFonts w:ascii="Times New Roman" w:hAnsi="Times New Roman"/>
+          <w:sz w:val="24"/>
+          <w:highlight w:val="darkGray"/>
+        </w:rPr>
+        <w:t>&lt;</w:t>
+      </w:r>
+      <w:r>
+        <w:rPr>
+          <w:rFonts w:ascii="Times New Roman" w:hAnsi="Times New Roman"/>
+          <w:sz w:val="24"/>
+          <w:highlight w:val="darkGray"/>
+        </w:rPr>
+        <w:t>hr /</w:t>
+      </w:r>
+      <w:r>
+        <w:rPr>
+          <w:rFonts w:ascii="Times New Roman" w:hAnsi="Times New Roman"/>
+          <w:sz w:val="24"/>
+          <w:highlight w:val="darkGray"/>
+        </w:rPr>
+        <w:t>&gt;</w:t>
+      </w:r>
+    </w:p>
+    <w:p>
       <w:r>
         <w:rPr>
           <w:rFonts w:ascii="Consolas" w:hAnsi="Consolas"/>
@@ -9912,6 +10462,61 @@
       </w:r>
     </w:p>
     <w:p>
+      <w:pPr>
+        <w:pStyle w:val="a"/>
+      </w:pPr>
+      <w:r>
+        <w:rPr>
+          <w:rFonts w:ascii="Times New Roman" w:hAnsi="Times New Roman"/>
+          <w:color w:val="333333"/>
+          <w:sz w:val="24"/>
+        </w:rPr>
+        <w:t>Слава Отцю, і Сину, Святому Духові, і нині, і повсякчас, і на віки віків. Амінь.</w:t>
+      </w:r>
+    </w:p>
+    <w:p>
+      <w:pPr>
+        <w:pStyle w:val="a"/>
+      </w:pPr>
+      <w:r>
+        <w:rPr>
+          <w:rFonts w:ascii="Times New Roman" w:hAnsi="Times New Roman"/>
+          <w:color w:val="333333"/>
+          <w:sz w:val="24"/>
+        </w:rPr>
+        <w:t>Єдинородний Сину і Слове Божий, безсмертний Ти і зволив Ти спасення нашого ради воплотитися від святої Богородиці і приснодіви Марії, незмінно ставши чоловіком. І розп’ятий був Ти, Христе Боже, смертю смерть подолав. Ти один з Святої Тройці, рівнославимий з Отцем і Святим Духом, спаси нас.</w:t>
+      </w:r>
+    </w:p>
+    <w:p>
+      <w:pPr>
+        <w:pStyle w:val="a"/>
+      </w:pPr>
+      <w:r>
+        <w:rPr>
+          <w:rFonts w:ascii="Times New Roman" w:hAnsi="Times New Roman"/>
+          <w:sz w:val="24"/>
+          <w:highlight w:val="darkGray"/>
+        </w:rPr>
+        <w:t>&lt;</w:t>
+      </w:r>
+      <w:r>
+        <w:rPr>
+          <w:rFonts w:ascii="Times New Roman" w:hAnsi="Times New Roman"/>
+          <w:sz w:val="24"/>
+          <w:highlight w:val="darkGray"/>
+        </w:rPr>
+        <w:t>hr /</w:t>
+      </w:r>
+      <w:r>
+        <w:rPr>
+          <w:rFonts w:ascii="Times New Roman" w:hAnsi="Times New Roman"/>
+          <w:sz w:val="24"/>
+          <w:highlight w:val="darkGray"/>
+        </w:rPr>
+        <w:t>&gt;</w:t>
+      </w:r>
+    </w:p>
+    <w:p>
       <w:r>
         <w:rPr>
           <w:rFonts w:ascii="Consolas" w:hAnsi="Consolas"/>
@@ -10869,6 +11474,61 @@
       </w:r>
     </w:p>
     <w:p>
+      <w:pPr>
+        <w:pStyle w:val="a"/>
+      </w:pPr>
+      <w:r>
+        <w:rPr>
+          <w:rFonts w:ascii="Times New Roman" w:hAnsi="Times New Roman"/>
+          <w:color w:val="333333"/>
+          <w:sz w:val="24"/>
+        </w:rPr>
+        <w:t>Слава Отцю, і Сину, Святому Духові, і нині, і повсякчас, і на віки віків. Амінь.</w:t>
+      </w:r>
+    </w:p>
+    <w:p>
+      <w:pPr>
+        <w:pStyle w:val="a"/>
+      </w:pPr>
+      <w:r>
+        <w:rPr>
+          <w:rFonts w:ascii="Times New Roman" w:hAnsi="Times New Roman"/>
+          <w:color w:val="333333"/>
+          <w:sz w:val="24"/>
+        </w:rPr>
+        <w:t>Єдинородний Сину і Слове Божий, безсмертний Ти і зволив Ти спасення нашого ради воплотитися від святої Богородиці і приснодіви Марії, незмінно ставши чоловіком. І розп’ятий був Ти, Христе Боже, смертю смерть подолав. Ти один з Святої Тройці, рівнославимий з Отцем і Святим Духом, спаси нас.</w:t>
+      </w:r>
+    </w:p>
+    <w:p>
+      <w:pPr>
+        <w:pStyle w:val="a"/>
+      </w:pPr>
+      <w:r>
+        <w:rPr>
+          <w:rFonts w:ascii="Times New Roman" w:hAnsi="Times New Roman"/>
+          <w:sz w:val="24"/>
+          <w:highlight w:val="darkGray"/>
+        </w:rPr>
+        <w:t>&lt;</w:t>
+      </w:r>
+      <w:r>
+        <w:rPr>
+          <w:rFonts w:ascii="Times New Roman" w:hAnsi="Times New Roman"/>
+          <w:sz w:val="24"/>
+          <w:highlight w:val="darkGray"/>
+        </w:rPr>
+        <w:t>hr /</w:t>
+      </w:r>
+      <w:r>
+        <w:rPr>
+          <w:rFonts w:ascii="Times New Roman" w:hAnsi="Times New Roman"/>
+          <w:sz w:val="24"/>
+          <w:highlight w:val="darkGray"/>
+        </w:rPr>
+        <w:t>&gt;</w:t>
+      </w:r>
+    </w:p>
+    <w:p>
       <w:r>
         <w:rPr>
           <w:rFonts w:ascii="Consolas" w:hAnsi="Consolas"/>
@@ -11795,6 +12455,61 @@
       </w:r>
     </w:p>
     <w:p>
+      <w:pPr>
+        <w:pStyle w:val="a"/>
+      </w:pPr>
+      <w:r>
+        <w:rPr>
+          <w:rFonts w:ascii="Times New Roman" w:hAnsi="Times New Roman"/>
+          <w:color w:val="333333"/>
+          <w:sz w:val="24"/>
+        </w:rPr>
+        <w:t>Слава Отцю, і Сину, Святому Духові, і нині, і повсякчас, і на віки віків. Амінь.</w:t>
+      </w:r>
+    </w:p>
+    <w:p>
+      <w:pPr>
+        <w:pStyle w:val="a"/>
+      </w:pPr>
+      <w:r>
+        <w:rPr>
+          <w:rFonts w:ascii="Times New Roman" w:hAnsi="Times New Roman"/>
+          <w:color w:val="333333"/>
+          <w:sz w:val="24"/>
+        </w:rPr>
+        <w:t>Єдинородний Сину і Слове Божий, безсмертний Ти і зволив Ти спасення нашого ради воплотитися від святої Богородиці і приснодіви Марії, незмінно ставши чоловіком. І розп’ятий був Ти, Христе Боже, смертю смерть подолав. Ти один з Святої Тройці, рівнославимий з Отцем і Святим Духом, спаси нас.</w:t>
+      </w:r>
+    </w:p>
+    <w:p>
+      <w:pPr>
+        <w:pStyle w:val="a"/>
+      </w:pPr>
+      <w:r>
+        <w:rPr>
+          <w:rFonts w:ascii="Times New Roman" w:hAnsi="Times New Roman"/>
+          <w:sz w:val="24"/>
+          <w:highlight w:val="darkGray"/>
+        </w:rPr>
+        <w:t>&lt;</w:t>
+      </w:r>
+      <w:r>
+        <w:rPr>
+          <w:rFonts w:ascii="Times New Roman" w:hAnsi="Times New Roman"/>
+          <w:sz w:val="24"/>
+          <w:highlight w:val="darkGray"/>
+        </w:rPr>
+        <w:t>hr /</w:t>
+      </w:r>
+      <w:r>
+        <w:rPr>
+          <w:rFonts w:ascii="Times New Roman" w:hAnsi="Times New Roman"/>
+          <w:sz w:val="24"/>
+          <w:highlight w:val="darkGray"/>
+        </w:rPr>
+        <w:t>&gt;</w:t>
+      </w:r>
+    </w:p>
+    <w:p>
       <w:r>
         <w:rPr>
           <w:rFonts w:ascii="Times New Roman" w:hAnsi="Times New Roman"/>
@@ -12781,6 +13496,61 @@
       </w:r>
     </w:p>
     <w:p>
+      <w:pPr>
+        <w:pStyle w:val="a"/>
+      </w:pPr>
+      <w:r>
+        <w:rPr>
+          <w:rFonts w:ascii="Times New Roman" w:hAnsi="Times New Roman"/>
+          <w:color w:val="333333"/>
+          <w:sz w:val="24"/>
+        </w:rPr>
+        <w:t>Слава Отцю, і Сину, Святому Духові, і нині, і повсякчас, і на віки віків. Амінь.</w:t>
+      </w:r>
+    </w:p>
+    <w:p>
+      <w:pPr>
+        <w:pStyle w:val="a"/>
+      </w:pPr>
+      <w:r>
+        <w:rPr>
+          <w:rFonts w:ascii="Times New Roman" w:hAnsi="Times New Roman"/>
+          <w:color w:val="333333"/>
+          <w:sz w:val="24"/>
+        </w:rPr>
+        <w:t>Єдинородний Сину і Слове Божий, безсмертний Ти і зволив Ти спасення нашого ради воплотитися від святої Богородиці і приснодіви Марії, незмінно ставши чоловіком. І розп’ятий був Ти, Христе Боже, смертю смерть подолав. Ти один з Святої Тройці, рівнославимий з Отцем і Святим Духом, спаси нас.</w:t>
+      </w:r>
+    </w:p>
+    <w:p>
+      <w:pPr>
+        <w:pStyle w:val="a"/>
+      </w:pPr>
+      <w:r>
+        <w:rPr>
+          <w:rFonts w:ascii="Times New Roman" w:hAnsi="Times New Roman"/>
+          <w:sz w:val="24"/>
+          <w:highlight w:val="darkGray"/>
+        </w:rPr>
+        <w:t>&lt;</w:t>
+      </w:r>
+      <w:r>
+        <w:rPr>
+          <w:rFonts w:ascii="Times New Roman" w:hAnsi="Times New Roman"/>
+          <w:sz w:val="24"/>
+          <w:highlight w:val="darkGray"/>
+        </w:rPr>
+        <w:t>hr /</w:t>
+      </w:r>
+      <w:r>
+        <w:rPr>
+          <w:rFonts w:ascii="Times New Roman" w:hAnsi="Times New Roman"/>
+          <w:sz w:val="24"/>
+          <w:highlight w:val="darkGray"/>
+        </w:rPr>
+        <w:t>&gt;</w:t>
+      </w:r>
+    </w:p>
+    <w:p>
       <w:r>
         <w:rPr>
           <w:rFonts w:ascii="Consolas" w:hAnsi="Consolas"/>
@@ -13768,6 +14538,61 @@
       </w:r>
     </w:p>
     <w:p>
+      <w:pPr>
+        <w:pStyle w:val="a"/>
+      </w:pPr>
+      <w:r>
+        <w:rPr>
+          <w:rFonts w:ascii="Times New Roman" w:hAnsi="Times New Roman"/>
+          <w:color w:val="333333"/>
+          <w:sz w:val="24"/>
+        </w:rPr>
+        <w:t>Слава Отцю, і Сину, Святому Духові, і нині, і повсякчас, і на віки віків. Амінь.</w:t>
+      </w:r>
+    </w:p>
+    <w:p>
+      <w:pPr>
+        <w:pStyle w:val="a"/>
+      </w:pPr>
+      <w:r>
+        <w:rPr>
+          <w:rFonts w:ascii="Times New Roman" w:hAnsi="Times New Roman"/>
+          <w:color w:val="333333"/>
+          <w:sz w:val="24"/>
+        </w:rPr>
+        <w:t>Єдинородний Сину і Слове Божий, безсмертний Ти і зволив Ти спасення нашого ради воплотитися від святої Богородиці і приснодіви Марії, незмінно ставши чоловіком. І розп’ятий був Ти, Христе Боже, смертю смерть подолав. Ти один з Святої Тройці, рівнославимий з Отцем і Святим Духом, спаси нас.</w:t>
+      </w:r>
+    </w:p>
+    <w:p>
+      <w:pPr>
+        <w:pStyle w:val="a"/>
+      </w:pPr>
+      <w:r>
+        <w:rPr>
+          <w:rFonts w:ascii="Times New Roman" w:hAnsi="Times New Roman"/>
+          <w:sz w:val="24"/>
+          <w:highlight w:val="darkGray"/>
+        </w:rPr>
+        <w:t>&lt;</w:t>
+      </w:r>
+      <w:r>
+        <w:rPr>
+          <w:rFonts w:ascii="Times New Roman" w:hAnsi="Times New Roman"/>
+          <w:sz w:val="24"/>
+          <w:highlight w:val="darkGray"/>
+        </w:rPr>
+        <w:t>hr /</w:t>
+      </w:r>
+      <w:r>
+        <w:rPr>
+          <w:rFonts w:ascii="Times New Roman" w:hAnsi="Times New Roman"/>
+          <w:sz w:val="24"/>
+          <w:highlight w:val="darkGray"/>
+        </w:rPr>
+        <w:t>&gt;</w:t>
+      </w:r>
+    </w:p>
+    <w:p>
       <w:r>
         <w:rPr>
           <w:rFonts w:ascii="Consolas" w:hAnsi="Consolas"/>
@@ -14656,6 +15481,61 @@
       </w:r>
     </w:p>
     <w:p>
+      <w:pPr>
+        <w:pStyle w:val="a"/>
+      </w:pPr>
+      <w:r>
+        <w:rPr>
+          <w:rFonts w:ascii="Times New Roman" w:hAnsi="Times New Roman"/>
+          <w:color w:val="333333"/>
+          <w:sz w:val="24"/>
+        </w:rPr>
+        <w:t>Слава Отцю, і Сину, Святому Духові, і нині, і повсякчас, і на віки віків. Амінь.</w:t>
+      </w:r>
+    </w:p>
+    <w:p>
+      <w:pPr>
+        <w:pStyle w:val="a"/>
+      </w:pPr>
+      <w:r>
+        <w:rPr>
+          <w:rFonts w:ascii="Times New Roman" w:hAnsi="Times New Roman"/>
+          <w:color w:val="333333"/>
+          <w:sz w:val="24"/>
+        </w:rPr>
+        <w:t>Єдинородний Сину і Слове Божий, безсмертний Ти і зволив Ти спасення нашого ради воплотитися від святої Богородиці і приснодіви Марії, незмінно ставши чоловіком. І розп’ятий був Ти, Христе Боже, смертю смерть подолав. Ти один з Святої Тройці, рівнославимий з Отцем і Святим Духом, спаси нас.</w:t>
+      </w:r>
+    </w:p>
+    <w:p>
+      <w:pPr>
+        <w:pStyle w:val="a"/>
+      </w:pPr>
+      <w:r>
+        <w:rPr>
+          <w:rFonts w:ascii="Times New Roman" w:hAnsi="Times New Roman"/>
+          <w:sz w:val="24"/>
+          <w:highlight w:val="darkGray"/>
+        </w:rPr>
+        <w:t>&lt;</w:t>
+      </w:r>
+      <w:r>
+        <w:rPr>
+          <w:rFonts w:ascii="Times New Roman" w:hAnsi="Times New Roman"/>
+          <w:sz w:val="24"/>
+          <w:highlight w:val="darkGray"/>
+        </w:rPr>
+        <w:t>hr /</w:t>
+      </w:r>
+      <w:r>
+        <w:rPr>
+          <w:rFonts w:ascii="Times New Roman" w:hAnsi="Times New Roman"/>
+          <w:sz w:val="24"/>
+          <w:highlight w:val="darkGray"/>
+        </w:rPr>
+        <w:t>&gt;</w:t>
+      </w:r>
+    </w:p>
+    <w:p>
       <w:r>
         <w:rPr>
           <w:rFonts w:ascii="Consolas" w:hAnsi="Consolas"/>
@@ -15690,6 +16570,61 @@
       </w:r>
     </w:p>
     <w:p>
+      <w:pPr>
+        <w:pStyle w:val="a"/>
+      </w:pPr>
+      <w:r>
+        <w:rPr>
+          <w:rFonts w:ascii="Times New Roman" w:hAnsi="Times New Roman"/>
+          <w:color w:val="333333"/>
+          <w:sz w:val="24"/>
+        </w:rPr>
+        <w:t>Слава Отцю, і Сину, Святому Духові, і нині, і повсякчас, і на віки віків. Амінь.</w:t>
+      </w:r>
+    </w:p>
+    <w:p>
+      <w:pPr>
+        <w:pStyle w:val="a"/>
+      </w:pPr>
+      <w:r>
+        <w:rPr>
+          <w:rFonts w:ascii="Times New Roman" w:hAnsi="Times New Roman"/>
+          <w:color w:val="333333"/>
+          <w:sz w:val="24"/>
+        </w:rPr>
+        <w:t>Єдинородний Сину і Слове Божий, безсмертний Ти і зволив Ти спасення нашого ради воплотитися від святої Богородиці і приснодіви Марії, незмінно ставши чоловіком. І розп’ятий був Ти, Христе Боже, смертю смерть подолав. Ти один з Святої Тройці, рівнославимий з Отцем і Святим Духом, спаси нас.</w:t>
+      </w:r>
+    </w:p>
+    <w:p>
+      <w:pPr>
+        <w:pStyle w:val="a"/>
+      </w:pPr>
+      <w:r>
+        <w:rPr>
+          <w:rFonts w:ascii="Times New Roman" w:hAnsi="Times New Roman"/>
+          <w:sz w:val="24"/>
+          <w:highlight w:val="darkGray"/>
+        </w:rPr>
+        <w:t>&lt;</w:t>
+      </w:r>
+      <w:r>
+        <w:rPr>
+          <w:rFonts w:ascii="Times New Roman" w:hAnsi="Times New Roman"/>
+          <w:sz w:val="24"/>
+          <w:highlight w:val="darkGray"/>
+        </w:rPr>
+        <w:t>hr /</w:t>
+      </w:r>
+      <w:r>
+        <w:rPr>
+          <w:rFonts w:ascii="Times New Roman" w:hAnsi="Times New Roman"/>
+          <w:sz w:val="24"/>
+          <w:highlight w:val="darkGray"/>
+        </w:rPr>
+        <w:t>&gt;</w:t>
+      </w:r>
+    </w:p>
+    <w:p>
       <w:r>
         <w:rPr>
           <w:rFonts w:ascii="Consolas" w:hAnsi="Consolas"/>
@@ -16605,6 +17540,61 @@
       </w:r>
     </w:p>
     <w:p>
+      <w:pPr>
+        <w:pStyle w:val="a"/>
+      </w:pPr>
+      <w:r>
+        <w:rPr>
+          <w:rFonts w:ascii="Times New Roman" w:hAnsi="Times New Roman"/>
+          <w:color w:val="333333"/>
+          <w:sz w:val="24"/>
+        </w:rPr>
+        <w:t>Слава Отцю, і Сину, Святому Духові, і нині, і повсякчас, і на віки віків. Амінь.</w:t>
+      </w:r>
+    </w:p>
+    <w:p>
+      <w:pPr>
+        <w:pStyle w:val="a"/>
+      </w:pPr>
+      <w:r>
+        <w:rPr>
+          <w:rFonts w:ascii="Times New Roman" w:hAnsi="Times New Roman"/>
+          <w:color w:val="333333"/>
+          <w:sz w:val="24"/>
+        </w:rPr>
+        <w:t>Єдинородний Сину і Слове Божий, безсмертний Ти і зволив Ти спасення нашого ради воплотитися від святої Богородиці і приснодіви Марії, незмінно ставши чоловіком. І розп’ятий був Ти, Христе Боже, смертю смерть подолав. Ти один з Святої Тройці, рівнославимий з Отцем і Святим Духом, спаси нас.</w:t>
+      </w:r>
+    </w:p>
+    <w:p>
+      <w:pPr>
+        <w:pStyle w:val="a"/>
+      </w:pPr>
+      <w:r>
+        <w:rPr>
+          <w:rFonts w:ascii="Times New Roman" w:hAnsi="Times New Roman"/>
+          <w:sz w:val="24"/>
+          <w:highlight w:val="darkGray"/>
+        </w:rPr>
+        <w:t>&lt;</w:t>
+      </w:r>
+      <w:r>
+        <w:rPr>
+          <w:rFonts w:ascii="Times New Roman" w:hAnsi="Times New Roman"/>
+          <w:sz w:val="24"/>
+          <w:highlight w:val="darkGray"/>
+        </w:rPr>
+        <w:t>hr /</w:t>
+      </w:r>
+      <w:r>
+        <w:rPr>
+          <w:rFonts w:ascii="Times New Roman" w:hAnsi="Times New Roman"/>
+          <w:sz w:val="24"/>
+          <w:highlight w:val="darkGray"/>
+        </w:rPr>
+        <w:t>&gt;</w:t>
+      </w:r>
+    </w:p>
+    <w:p>
       <w:r>
         <w:rPr>
           <w:rFonts w:ascii="Consolas" w:hAnsi="Consolas"/>
@@ -17562,6 +18552,61 @@
       </w:r>
     </w:p>
     <w:p>
+      <w:pPr>
+        <w:pStyle w:val="a"/>
+      </w:pPr>
+      <w:r>
+        <w:rPr>
+          <w:rFonts w:ascii="Times New Roman" w:hAnsi="Times New Roman"/>
+          <w:color w:val="333333"/>
+          <w:sz w:val="24"/>
+        </w:rPr>
+        <w:t>Слава Отцю, і Сину, Святому Духові, і нині, і повсякчас, і на віки віків. Амінь.</w:t>
+      </w:r>
+    </w:p>
+    <w:p>
+      <w:pPr>
+        <w:pStyle w:val="a"/>
+      </w:pPr>
+      <w:r>
+        <w:rPr>
+          <w:rFonts w:ascii="Times New Roman" w:hAnsi="Times New Roman"/>
+          <w:color w:val="333333"/>
+          <w:sz w:val="24"/>
+        </w:rPr>
+        <w:t>Єдинородний Сину і Слове Божий, безсмертний Ти і зволив Ти спасення нашого ради воплотитися від святої Богородиці і приснодіви Марії, незмінно ставши чоловіком. І розп’ятий був Ти, Христе Боже, смертю смерть подолав. Ти один з Святої Тройці, рівнославимий з Отцем і Святим Духом, спаси нас.</w:t>
+      </w:r>
+    </w:p>
+    <w:p>
+      <w:pPr>
+        <w:pStyle w:val="a"/>
+      </w:pPr>
+      <w:r>
+        <w:rPr>
+          <w:rFonts w:ascii="Times New Roman" w:hAnsi="Times New Roman"/>
+          <w:sz w:val="24"/>
+          <w:highlight w:val="darkGray"/>
+        </w:rPr>
+        <w:t>&lt;</w:t>
+      </w:r>
+      <w:r>
+        <w:rPr>
+          <w:rFonts w:ascii="Times New Roman" w:hAnsi="Times New Roman"/>
+          <w:sz w:val="24"/>
+          <w:highlight w:val="darkGray"/>
+        </w:rPr>
+        <w:t>hr /</w:t>
+      </w:r>
+      <w:r>
+        <w:rPr>
+          <w:rFonts w:ascii="Times New Roman" w:hAnsi="Times New Roman"/>
+          <w:sz w:val="24"/>
+          <w:highlight w:val="darkGray"/>
+        </w:rPr>
+        <w:t>&gt;</w:t>
+      </w:r>
+    </w:p>
+    <w:p>
       <w:r>
         <w:rPr>
           <w:rFonts w:ascii="Consolas" w:hAnsi="Consolas"/>
@@ -18483,6 +19528,61 @@
       </w:r>
     </w:p>
     <w:p>
+      <w:pPr>
+        <w:pStyle w:val="a"/>
+      </w:pPr>
+      <w:r>
+        <w:rPr>
+          <w:rFonts w:ascii="Times New Roman" w:hAnsi="Times New Roman"/>
+          <w:color w:val="333333"/>
+          <w:sz w:val="24"/>
+        </w:rPr>
+        <w:t>Слава Отцю, і Сину, Святому Духові, і нині, і повсякчас, і на віки віків. Амінь.</w:t>
+      </w:r>
+    </w:p>
+    <w:p>
+      <w:pPr>
+        <w:pStyle w:val="a"/>
+      </w:pPr>
+      <w:r>
+        <w:rPr>
+          <w:rFonts w:ascii="Times New Roman" w:hAnsi="Times New Roman"/>
+          <w:color w:val="333333"/>
+          <w:sz w:val="24"/>
+        </w:rPr>
+        <w:t>Єдинородний Сину і Слове Божий, безсмертний Ти і зволив Ти спасення нашого ради воплотитися від святої Богородиці і приснодіви Марії, незмінно ставши чоловіком. І розп’ятий був Ти, Христе Боже, смертю смерть подолав. Ти один з Святої Тройці, рівнославимий з Отцем і Святим Духом, спаси нас.</w:t>
+      </w:r>
+    </w:p>
+    <w:p>
+      <w:pPr>
+        <w:pStyle w:val="a"/>
+      </w:pPr>
+      <w:r>
+        <w:rPr>
+          <w:rFonts w:ascii="Times New Roman" w:hAnsi="Times New Roman"/>
+          <w:sz w:val="24"/>
+          <w:highlight w:val="darkGray"/>
+        </w:rPr>
+        <w:t>&lt;</w:t>
+      </w:r>
+      <w:r>
+        <w:rPr>
+          <w:rFonts w:ascii="Times New Roman" w:hAnsi="Times New Roman"/>
+          <w:sz w:val="24"/>
+          <w:highlight w:val="darkGray"/>
+        </w:rPr>
+        <w:t>hr /</w:t>
+      </w:r>
+      <w:r>
+        <w:rPr>
+          <w:rFonts w:ascii="Times New Roman" w:hAnsi="Times New Roman"/>
+          <w:sz w:val="24"/>
+          <w:highlight w:val="darkGray"/>
+        </w:rPr>
+        <w:t>&gt;</w:t>
+      </w:r>
+    </w:p>
+    <w:p>
       <w:r>
         <w:rPr>
           <w:rFonts w:ascii="Times New Roman" w:hAnsi="Times New Roman"/>
@@ -19362,6 +20462,61 @@
       </w:r>
     </w:p>
     <w:p>
+      <w:pPr>
+        <w:pStyle w:val="a"/>
+      </w:pPr>
+      <w:r>
+        <w:rPr>
+          <w:rFonts w:ascii="Times New Roman" w:hAnsi="Times New Roman"/>
+          <w:color w:val="333333"/>
+          <w:sz w:val="24"/>
+        </w:rPr>
+        <w:t>Слава Отцю, і Сину, Святому Духові, і нині, і повсякчас, і на віки віків. Амінь.</w:t>
+      </w:r>
+    </w:p>
+    <w:p>
+      <w:pPr>
+        <w:pStyle w:val="a"/>
+      </w:pPr>
+      <w:r>
+        <w:rPr>
+          <w:rFonts w:ascii="Times New Roman" w:hAnsi="Times New Roman"/>
+          <w:color w:val="333333"/>
+          <w:sz w:val="24"/>
+        </w:rPr>
+        <w:t>Єдинородний Сину і Слове Божий, безсмертний Ти і зволив Ти спасення нашого ради воплотитися від святої Богородиці і приснодіви Марії, незмінно ставши чоловіком. І розп’ятий був Ти, Христе Боже, смертю смерть подолав. Ти один з Святої Тройці, рівнославимий з Отцем і Святим Духом, спаси нас.</w:t>
+      </w:r>
+    </w:p>
+    <w:p>
+      <w:pPr>
+        <w:pStyle w:val="a"/>
+      </w:pPr>
+      <w:r>
+        <w:rPr>
+          <w:rFonts w:ascii="Times New Roman" w:hAnsi="Times New Roman"/>
+          <w:sz w:val="24"/>
+          <w:highlight w:val="darkGray"/>
+        </w:rPr>
+        <w:t>&lt;</w:t>
+      </w:r>
+      <w:r>
+        <w:rPr>
+          <w:rFonts w:ascii="Times New Roman" w:hAnsi="Times New Roman"/>
+          <w:sz w:val="24"/>
+          <w:highlight w:val="darkGray"/>
+        </w:rPr>
+        <w:t>hr /</w:t>
+      </w:r>
+      <w:r>
+        <w:rPr>
+          <w:rFonts w:ascii="Times New Roman" w:hAnsi="Times New Roman"/>
+          <w:sz w:val="24"/>
+          <w:highlight w:val="darkGray"/>
+        </w:rPr>
+        <w:t>&gt;</w:t>
+      </w:r>
+    </w:p>
+    <w:p>
       <w:r>
         <w:rPr>
           <w:rFonts w:ascii="Times New Roman" w:hAnsi="Times New Roman"/>
@@ -20225,6 +21380,61 @@
       </w:r>
     </w:p>
     <w:p>
+      <w:pPr>
+        <w:pStyle w:val="a"/>
+      </w:pPr>
+      <w:r>
+        <w:rPr>
+          <w:rFonts w:ascii="Times New Roman" w:hAnsi="Times New Roman"/>
+          <w:color w:val="333333"/>
+          <w:sz w:val="24"/>
+        </w:rPr>
+        <w:t>Слава Отцю, і Сину, Святому Духові, і нині, і повсякчас, і на віки віків. Амінь.</w:t>
+      </w:r>
+    </w:p>
+    <w:p>
+      <w:pPr>
+        <w:pStyle w:val="a"/>
+      </w:pPr>
+      <w:r>
+        <w:rPr>
+          <w:rFonts w:ascii="Times New Roman" w:hAnsi="Times New Roman"/>
+          <w:color w:val="333333"/>
+          <w:sz w:val="24"/>
+        </w:rPr>
+        <w:t>Єдинородний Сину і Слове Божий, безсмертний Ти і зволив Ти спасення нашого ради воплотитися від святої Богородиці і приснодіви Марії, незмінно ставши чоловіком. І розп’ятий був Ти, Христе Боже, смертю смерть подолав. Ти один з Святої Тройці, рівнославимий з Отцем і Святим Духом, спаси нас.</w:t>
+      </w:r>
+    </w:p>
+    <w:p>
+      <w:pPr>
+        <w:pStyle w:val="a"/>
+      </w:pPr>
+      <w:r>
+        <w:rPr>
+          <w:rFonts w:ascii="Times New Roman" w:hAnsi="Times New Roman"/>
+          <w:sz w:val="24"/>
+          <w:highlight w:val="darkGray"/>
+        </w:rPr>
+        <w:t>&lt;</w:t>
+      </w:r>
+      <w:r>
+        <w:rPr>
+          <w:rFonts w:ascii="Times New Roman" w:hAnsi="Times New Roman"/>
+          <w:sz w:val="24"/>
+          <w:highlight w:val="darkGray"/>
+        </w:rPr>
+        <w:t>hr /</w:t>
+      </w:r>
+      <w:r>
+        <w:rPr>
+          <w:rFonts w:ascii="Times New Roman" w:hAnsi="Times New Roman"/>
+          <w:sz w:val="24"/>
+          <w:highlight w:val="darkGray"/>
+        </w:rPr>
+        <w:t>&gt;</w:t>
+      </w:r>
+    </w:p>
+    <w:p>
       <w:r>
         <w:rPr>
           <w:rFonts w:ascii="Times New Roman" w:hAnsi="Times New Roman"/>
@@ -21080,6 +22290,61 @@
       </w:r>
     </w:p>
     <w:p>
+      <w:pPr>
+        <w:pStyle w:val="a"/>
+      </w:pPr>
+      <w:r>
+        <w:rPr>
+          <w:rFonts w:ascii="Times New Roman" w:hAnsi="Times New Roman"/>
+          <w:color w:val="333333"/>
+          <w:sz w:val="24"/>
+        </w:rPr>
+        <w:t>Слава Отцю, і Сину, Святому Духові, і нині, і повсякчас, і на віки віків. Амінь.</w:t>
+      </w:r>
+    </w:p>
+    <w:p>
+      <w:pPr>
+        <w:pStyle w:val="a"/>
+      </w:pPr>
+      <w:r>
+        <w:rPr>
+          <w:rFonts w:ascii="Times New Roman" w:hAnsi="Times New Roman"/>
+          <w:color w:val="333333"/>
+          <w:sz w:val="24"/>
+        </w:rPr>
+        <w:t>Єдинородний Сину і Слове Божий, безсмертний Ти і зволив Ти спасення нашого ради воплотитися від святої Богородиці і приснодіви Марії, незмінно ставши чоловіком. І розп’ятий був Ти, Христе Боже, смертю смерть подолав. Ти один з Святої Тройці, рівнославимий з Отцем і Святим Духом, спаси нас.</w:t>
+      </w:r>
+    </w:p>
+    <w:p>
+      <w:pPr>
+        <w:pStyle w:val="a"/>
+      </w:pPr>
+      <w:r>
+        <w:rPr>
+          <w:rFonts w:ascii="Times New Roman" w:hAnsi="Times New Roman"/>
+          <w:sz w:val="24"/>
+          <w:highlight w:val="darkGray"/>
+        </w:rPr>
+        <w:t>&lt;</w:t>
+      </w:r>
+      <w:r>
+        <w:rPr>
+          <w:rFonts w:ascii="Times New Roman" w:hAnsi="Times New Roman"/>
+          <w:sz w:val="24"/>
+          <w:highlight w:val="darkGray"/>
+        </w:rPr>
+        <w:t>hr /</w:t>
+      </w:r>
+      <w:r>
+        <w:rPr>
+          <w:rFonts w:ascii="Times New Roman" w:hAnsi="Times New Roman"/>
+          <w:sz w:val="24"/>
+          <w:highlight w:val="darkGray"/>
+        </w:rPr>
+        <w:t>&gt;</w:t>
+      </w:r>
+    </w:p>
+    <w:p>
       <w:r>
         <w:rPr>
           <w:rFonts w:ascii="Times New Roman" w:hAnsi="Times New Roman"/>
@@ -21954,6 +23219,61 @@
       </w:r>
     </w:p>
     <w:p>
+      <w:pPr>
+        <w:pStyle w:val="a"/>
+      </w:pPr>
+      <w:r>
+        <w:rPr>
+          <w:rFonts w:ascii="Times New Roman" w:hAnsi="Times New Roman"/>
+          <w:color w:val="333333"/>
+          <w:sz w:val="24"/>
+        </w:rPr>
+        <w:t>Слава Отцю, і Сину, Святому Духові, і нині, і повсякчас, і на віки віків. Амінь.</w:t>
+      </w:r>
+    </w:p>
+    <w:p>
+      <w:pPr>
+        <w:pStyle w:val="a"/>
+      </w:pPr>
+      <w:r>
+        <w:rPr>
+          <w:rFonts w:ascii="Times New Roman" w:hAnsi="Times New Roman"/>
+          <w:color w:val="333333"/>
+          <w:sz w:val="24"/>
+        </w:rPr>
+        <w:t>Єдинородний Сину і Слове Божий, безсмертний Ти і зволив Ти спасення нашого ради воплотитися від святої Богородиці і приснодіви Марії, незмінно ставши чоловіком. І розп’ятий був Ти, Христе Боже, смертю смерть подолав. Ти один з Святої Тройці, рівнославимий з Отцем і Святим Духом, спаси нас.</w:t>
+      </w:r>
+    </w:p>
+    <w:p>
+      <w:pPr>
+        <w:pStyle w:val="a"/>
+      </w:pPr>
+      <w:r>
+        <w:rPr>
+          <w:rFonts w:ascii="Times New Roman" w:hAnsi="Times New Roman"/>
+          <w:sz w:val="24"/>
+          <w:highlight w:val="darkGray"/>
+        </w:rPr>
+        <w:t>&lt;</w:t>
+      </w:r>
+      <w:r>
+        <w:rPr>
+          <w:rFonts w:ascii="Times New Roman" w:hAnsi="Times New Roman"/>
+          <w:sz w:val="24"/>
+          <w:highlight w:val="darkGray"/>
+        </w:rPr>
+        <w:t>hr /</w:t>
+      </w:r>
+      <w:r>
+        <w:rPr>
+          <w:rFonts w:ascii="Times New Roman" w:hAnsi="Times New Roman"/>
+          <w:sz w:val="24"/>
+          <w:highlight w:val="darkGray"/>
+        </w:rPr>
+        <w:t>&gt;</w:t>
+      </w:r>
+    </w:p>
+    <w:p>
       <w:r>
         <w:rPr>
           <w:rFonts w:ascii="Consolas" w:hAnsi="Consolas"/>
@@ -23015,6 +24335,61 @@
       </w:r>
     </w:p>
     <w:p>
+      <w:pPr>
+        <w:pStyle w:val="a"/>
+      </w:pPr>
+      <w:r>
+        <w:rPr>
+          <w:rFonts w:ascii="Times New Roman" w:hAnsi="Times New Roman"/>
+          <w:color w:val="333333"/>
+          <w:sz w:val="24"/>
+        </w:rPr>
+        <w:t>Слава Отцю, і Сину, Святому Духові, і нині, і повсякчас, і на віки віків. Амінь.</w:t>
+      </w:r>
+    </w:p>
+    <w:p>
+      <w:pPr>
+        <w:pStyle w:val="a"/>
+      </w:pPr>
+      <w:r>
+        <w:rPr>
+          <w:rFonts w:ascii="Times New Roman" w:hAnsi="Times New Roman"/>
+          <w:color w:val="333333"/>
+          <w:sz w:val="24"/>
+        </w:rPr>
+        <w:t>Єдинородний Сину і Слове Божий, безсмертний Ти і зволив Ти спасення нашого ради воплотитися від святої Богородиці і приснодіви Марії, незмінно ставши чоловіком. І розп’ятий був Ти, Христе Боже, смертю смерть подолав. Ти один з Святої Тройці, рівнославимий з Отцем і Святим Духом, спаси нас.</w:t>
+      </w:r>
+    </w:p>
+    <w:p>
+      <w:pPr>
+        <w:pStyle w:val="a"/>
+      </w:pPr>
+      <w:r>
+        <w:rPr>
+          <w:rFonts w:ascii="Times New Roman" w:hAnsi="Times New Roman"/>
+          <w:sz w:val="24"/>
+          <w:highlight w:val="darkGray"/>
+        </w:rPr>
+        <w:t>&lt;</w:t>
+      </w:r>
+      <w:r>
+        <w:rPr>
+          <w:rFonts w:ascii="Times New Roman" w:hAnsi="Times New Roman"/>
+          <w:sz w:val="24"/>
+          <w:highlight w:val="darkGray"/>
+        </w:rPr>
+        <w:t>hr /</w:t>
+      </w:r>
+      <w:r>
+        <w:rPr>
+          <w:rFonts w:ascii="Times New Roman" w:hAnsi="Times New Roman"/>
+          <w:sz w:val="24"/>
+          <w:highlight w:val="darkGray"/>
+        </w:rPr>
+        <w:t>&gt;</w:t>
+      </w:r>
+    </w:p>
+    <w:p>
       <w:r>
         <w:rPr>
           <w:rFonts w:ascii="Times New Roman" w:hAnsi="Times New Roman"/>
@@ -24317,6 +25692,61 @@
       </w:r>
     </w:p>
     <w:p>
+      <w:pPr>
+        <w:pStyle w:val="a"/>
+      </w:pPr>
+      <w:r>
+        <w:rPr>
+          <w:rFonts w:ascii="Times New Roman" w:hAnsi="Times New Roman"/>
+          <w:color w:val="333333"/>
+          <w:sz w:val="24"/>
+        </w:rPr>
+        <w:t>Слава Отцю, і Сину, Святому Духові, і нині, і повсякчас, і на віки віків. Амінь.</w:t>
+      </w:r>
+    </w:p>
+    <w:p>
+      <w:pPr>
+        <w:pStyle w:val="a"/>
+      </w:pPr>
+      <w:r>
+        <w:rPr>
+          <w:rFonts w:ascii="Times New Roman" w:hAnsi="Times New Roman"/>
+          <w:color w:val="333333"/>
+          <w:sz w:val="24"/>
+        </w:rPr>
+        <w:t>Єдинородний Сину і Слове Божий, безсмертний Ти і зволив Ти спасення нашого ради воплотитися від святої Богородиці і приснодіви Марії, незмінно ставши чоловіком. І розп’ятий був Ти, Христе Боже, смертю смерть подолав. Ти один з Святої Тройці, рівнославимий з Отцем і Святим Духом, спаси нас.</w:t>
+      </w:r>
+    </w:p>
+    <w:p>
+      <w:pPr>
+        <w:pStyle w:val="a"/>
+      </w:pPr>
+      <w:r>
+        <w:rPr>
+          <w:rFonts w:ascii="Times New Roman" w:hAnsi="Times New Roman"/>
+          <w:sz w:val="24"/>
+          <w:highlight w:val="darkGray"/>
+        </w:rPr>
+        <w:t>&lt;</w:t>
+      </w:r>
+      <w:r>
+        <w:rPr>
+          <w:rFonts w:ascii="Times New Roman" w:hAnsi="Times New Roman"/>
+          <w:sz w:val="24"/>
+          <w:highlight w:val="darkGray"/>
+        </w:rPr>
+        <w:t>hr /</w:t>
+      </w:r>
+      <w:r>
+        <w:rPr>
+          <w:rFonts w:ascii="Times New Roman" w:hAnsi="Times New Roman"/>
+          <w:sz w:val="24"/>
+          <w:highlight w:val="darkGray"/>
+        </w:rPr>
+        <w:t>&gt;</w:t>
+      </w:r>
+    </w:p>
+    <w:p>
       <w:r>
         <w:rPr>
           <w:rFonts w:ascii="Times New Roman" w:hAnsi="Times New Roman"/>
@@ -25629,6 +27059,61 @@
       </w:r>
     </w:p>
     <w:p>
+      <w:pPr>
+        <w:pStyle w:val="a"/>
+      </w:pPr>
+      <w:r>
+        <w:rPr>
+          <w:rFonts w:ascii="Times New Roman" w:hAnsi="Times New Roman"/>
+          <w:color w:val="333333"/>
+          <w:sz w:val="24"/>
+        </w:rPr>
+        <w:t>Слава Отцю, і Сину, Святому Духові, і нині, і повсякчас, і на віки віків. Амінь.</w:t>
+      </w:r>
+    </w:p>
+    <w:p>
+      <w:pPr>
+        <w:pStyle w:val="a"/>
+      </w:pPr>
+      <w:r>
+        <w:rPr>
+          <w:rFonts w:ascii="Times New Roman" w:hAnsi="Times New Roman"/>
+          <w:color w:val="333333"/>
+          <w:sz w:val="24"/>
+        </w:rPr>
+        <w:t>Єдинородний Сину і Слове Божий, безсмертний Ти і зволив Ти спасення нашого ради воплотитися від святої Богородиці і приснодіви Марії, незмінно ставши чоловіком. І розп’ятий був Ти, Христе Боже, смертю смерть подолав. Ти один з Святої Тройці, рівнославимий з Отцем і Святим Духом, спаси нас.</w:t>
+      </w:r>
+    </w:p>
+    <w:p>
+      <w:pPr>
+        <w:pStyle w:val="a"/>
+      </w:pPr>
+      <w:r>
+        <w:rPr>
+          <w:rFonts w:ascii="Times New Roman" w:hAnsi="Times New Roman"/>
+          <w:sz w:val="24"/>
+          <w:highlight w:val="darkGray"/>
+        </w:rPr>
+        <w:t>&lt;</w:t>
+      </w:r>
+      <w:r>
+        <w:rPr>
+          <w:rFonts w:ascii="Times New Roman" w:hAnsi="Times New Roman"/>
+          <w:sz w:val="24"/>
+          <w:highlight w:val="darkGray"/>
+        </w:rPr>
+        <w:t>hr /</w:t>
+      </w:r>
+      <w:r>
+        <w:rPr>
+          <w:rFonts w:ascii="Times New Roman" w:hAnsi="Times New Roman"/>
+          <w:sz w:val="24"/>
+          <w:highlight w:val="darkGray"/>
+        </w:rPr>
+        <w:t>&gt;</w:t>
+      </w:r>
+    </w:p>
+    <w:p>
       <w:r>
         <w:rPr>
           <w:rFonts w:ascii="Times New Roman" w:hAnsi="Times New Roman"/>
@@ -26792,6 +28277,61 @@
       </w:r>
     </w:p>
     <w:p>
+      <w:pPr>
+        <w:pStyle w:val="a"/>
+      </w:pPr>
+      <w:r>
+        <w:rPr>
+          <w:rFonts w:ascii="Times New Roman" w:hAnsi="Times New Roman"/>
+          <w:color w:val="333333"/>
+          <w:sz w:val="24"/>
+        </w:rPr>
+        <w:t>Слава Отцю, і Сину, Святому Духові, і нині, і повсякчас, і на віки віків. Амінь.</w:t>
+      </w:r>
+    </w:p>
+    <w:p>
+      <w:pPr>
+        <w:pStyle w:val="a"/>
+      </w:pPr>
+      <w:r>
+        <w:rPr>
+          <w:rFonts w:ascii="Times New Roman" w:hAnsi="Times New Roman"/>
+          <w:color w:val="333333"/>
+          <w:sz w:val="24"/>
+        </w:rPr>
+        <w:t>Єдинородний Сину і Слове Божий, безсмертний Ти і зволив Ти спасення нашого ради воплотитися від святої Богородиці і приснодіви Марії, незмінно ставши чоловіком. І розп’ятий був Ти, Христе Боже, смертю смерть подолав. Ти один з Святої Тройці, рівнославимий з Отцем і Святим Духом, спаси нас.</w:t>
+      </w:r>
+    </w:p>
+    <w:p>
+      <w:pPr>
+        <w:pStyle w:val="a"/>
+      </w:pPr>
+      <w:r>
+        <w:rPr>
+          <w:rFonts w:ascii="Times New Roman" w:hAnsi="Times New Roman"/>
+          <w:sz w:val="24"/>
+          <w:highlight w:val="darkGray"/>
+        </w:rPr>
+        <w:t>&lt;</w:t>
+      </w:r>
+      <w:r>
+        <w:rPr>
+          <w:rFonts w:ascii="Times New Roman" w:hAnsi="Times New Roman"/>
+          <w:sz w:val="24"/>
+          <w:highlight w:val="darkGray"/>
+        </w:rPr>
+        <w:t>hr /</w:t>
+      </w:r>
+      <w:r>
+        <w:rPr>
+          <w:rFonts w:ascii="Times New Roman" w:hAnsi="Times New Roman"/>
+          <w:sz w:val="24"/>
+          <w:highlight w:val="darkGray"/>
+        </w:rPr>
+        <w:t>&gt;</w:t>
+      </w:r>
+    </w:p>
+    <w:p>
       <w:r>
         <w:rPr>
           <w:rFonts w:ascii="Times New Roman" w:hAnsi="Times New Roman"/>
@@ -27955,6 +29495,61 @@
       </w:r>
     </w:p>
     <w:p>
+      <w:pPr>
+        <w:pStyle w:val="a"/>
+      </w:pPr>
+      <w:r>
+        <w:rPr>
+          <w:rFonts w:ascii="Times New Roman" w:hAnsi="Times New Roman"/>
+          <w:color w:val="333333"/>
+          <w:sz w:val="24"/>
+        </w:rPr>
+        <w:t>Слава Отцю, і Сину, Святому Духові, і нині, і повсякчас, і на віки віків. Амінь.</w:t>
+      </w:r>
+    </w:p>
+    <w:p>
+      <w:pPr>
+        <w:pStyle w:val="a"/>
+      </w:pPr>
+      <w:r>
+        <w:rPr>
+          <w:rFonts w:ascii="Times New Roman" w:hAnsi="Times New Roman"/>
+          <w:color w:val="333333"/>
+          <w:sz w:val="24"/>
+        </w:rPr>
+        <w:t>Єдинородний Сину і Слове Божий, безсмертний Ти і зволив Ти спасення нашого ради воплотитися від святої Богородиці і приснодіви Марії, незмінно ставши чоловіком. І розп’ятий був Ти, Христе Боже, смертю смерть подолав. Ти один з Святої Тройці, рівнославимий з Отцем і Святим Духом, спаси нас.</w:t>
+      </w:r>
+    </w:p>
+    <w:p>
+      <w:pPr>
+        <w:pStyle w:val="a"/>
+      </w:pPr>
+      <w:r>
+        <w:rPr>
+          <w:rFonts w:ascii="Times New Roman" w:hAnsi="Times New Roman"/>
+          <w:sz w:val="24"/>
+          <w:highlight w:val="darkGray"/>
+        </w:rPr>
+        <w:t>&lt;</w:t>
+      </w:r>
+      <w:r>
+        <w:rPr>
+          <w:rFonts w:ascii="Times New Roman" w:hAnsi="Times New Roman"/>
+          <w:sz w:val="24"/>
+          <w:highlight w:val="darkGray"/>
+        </w:rPr>
+        <w:t>hr /</w:t>
+      </w:r>
+      <w:r>
+        <w:rPr>
+          <w:rFonts w:ascii="Times New Roman" w:hAnsi="Times New Roman"/>
+          <w:sz w:val="24"/>
+          <w:highlight w:val="darkGray"/>
+        </w:rPr>
+        <w:t>&gt;</w:t>
+      </w:r>
+    </w:p>
+    <w:p>
       <w:r>
         <w:rPr>
           <w:rFonts w:ascii="Times New Roman" w:hAnsi="Times New Roman"/>
@@ -29118,6 +30713,61 @@
       </w:r>
     </w:p>
     <w:p>
+      <w:pPr>
+        <w:pStyle w:val="a"/>
+      </w:pPr>
+      <w:r>
+        <w:rPr>
+          <w:rFonts w:ascii="Times New Roman" w:hAnsi="Times New Roman"/>
+          <w:color w:val="333333"/>
+          <w:sz w:val="24"/>
+        </w:rPr>
+        <w:t>Слава Отцю, і Сину, Святому Духові, і нині, і повсякчас, і на віки віків. Амінь.</w:t>
+      </w:r>
+    </w:p>
+    <w:p>
+      <w:pPr>
+        <w:pStyle w:val="a"/>
+      </w:pPr>
+      <w:r>
+        <w:rPr>
+          <w:rFonts w:ascii="Times New Roman" w:hAnsi="Times New Roman"/>
+          <w:color w:val="333333"/>
+          <w:sz w:val="24"/>
+        </w:rPr>
+        <w:t>Єдинородний Сину і Слове Божий, безсмертний Ти і зволив Ти спасення нашого ради воплотитися від святої Богородиці і приснодіви Марії, незмінно ставши чоловіком. І розп’ятий був Ти, Христе Боже, смертю смерть подолав. Ти один з Святої Тройці, рівнославимий з Отцем і Святим Духом, спаси нас.</w:t>
+      </w:r>
+    </w:p>
+    <w:p>
+      <w:pPr>
+        <w:pStyle w:val="a"/>
+      </w:pPr>
+      <w:r>
+        <w:rPr>
+          <w:rFonts w:ascii="Times New Roman" w:hAnsi="Times New Roman"/>
+          <w:sz w:val="24"/>
+          <w:highlight w:val="darkGray"/>
+        </w:rPr>
+        <w:t>&lt;</w:t>
+      </w:r>
+      <w:r>
+        <w:rPr>
+          <w:rFonts w:ascii="Times New Roman" w:hAnsi="Times New Roman"/>
+          <w:sz w:val="24"/>
+          <w:highlight w:val="darkGray"/>
+        </w:rPr>
+        <w:t>hr /</w:t>
+      </w:r>
+      <w:r>
+        <w:rPr>
+          <w:rFonts w:ascii="Times New Roman" w:hAnsi="Times New Roman"/>
+          <w:sz w:val="24"/>
+          <w:highlight w:val="darkGray"/>
+        </w:rPr>
+        <w:t>&gt;</w:t>
+      </w:r>
+    </w:p>
+    <w:p>
       <w:r>
         <w:rPr>
           <w:rFonts w:ascii="Times New Roman" w:hAnsi="Times New Roman"/>
@@ -30170,6 +31820,61 @@
           <w:highlight w:val="darkGray"/>
         </w:rPr>
         <w:t>&lt;/antifon2&gt;</w:t>
+      </w:r>
+    </w:p>
+    <w:p>
+      <w:pPr>
+        <w:pStyle w:val="a"/>
+      </w:pPr>
+      <w:r>
+        <w:rPr>
+          <w:rFonts w:ascii="Times New Roman" w:hAnsi="Times New Roman"/>
+          <w:color w:val="333333"/>
+          <w:sz w:val="24"/>
+        </w:rPr>
+        <w:t>Слава Отцю, і Сину, Святому Духові, і нині, і повсякчас, і на віки віків. Амінь.</w:t>
+      </w:r>
+    </w:p>
+    <w:p>
+      <w:pPr>
+        <w:pStyle w:val="a"/>
+      </w:pPr>
+      <w:r>
+        <w:rPr>
+          <w:rFonts w:ascii="Times New Roman" w:hAnsi="Times New Roman"/>
+          <w:color w:val="333333"/>
+          <w:sz w:val="24"/>
+        </w:rPr>
+        <w:t>Єдинородний Сину і Слове Божий, безсмертний Ти і зволив Ти спасення нашого ради воплотитися від святої Богородиці і приснодіви Марії, незмінно ставши чоловіком. І розп’ятий був Ти, Христе Боже, смертю смерть подолав. Ти один з Святої Тройці, рівнославимий з Отцем і Святим Духом, спаси нас.</w:t>
+      </w:r>
+    </w:p>
+    <w:p>
+      <w:pPr>
+        <w:pStyle w:val="a"/>
+      </w:pPr>
+      <w:r>
+        <w:rPr>
+          <w:rFonts w:ascii="Times New Roman" w:hAnsi="Times New Roman"/>
+          <w:sz w:val="24"/>
+          <w:highlight w:val="darkGray"/>
+        </w:rPr>
+        <w:t>&lt;</w:t>
+      </w:r>
+      <w:r>
+        <w:rPr>
+          <w:rFonts w:ascii="Times New Roman" w:hAnsi="Times New Roman"/>
+          <w:sz w:val="24"/>
+          <w:highlight w:val="darkGray"/>
+        </w:rPr>
+        <w:t>hr /</w:t>
+      </w:r>
+      <w:r>
+        <w:rPr>
+          <w:rFonts w:ascii="Times New Roman" w:hAnsi="Times New Roman"/>
+          <w:sz w:val="24"/>
+          <w:highlight w:val="darkGray"/>
+        </w:rPr>
+        <w:t>&gt;</w:t>
       </w:r>
     </w:p>
     <w:p>
